--- a/genai-grad-adaptation/Cover_Letter.docx
+++ b/genai-grad-adaptation/Cover_Letter.docx
@@ -107,7 +107,7 @@
           <w:b w:val="0"/>
           <w:sz w:val="19"/>
         </w:rPr>
-        <w:t>(3) The two levers sit where systems theory says they sit. Generative-AI literacy does not flatten the curve; it moves the turning point, from 0.07 to 0.73 standard deviations — capability extends the range over which the signal stays productive. Employability support acts a stage earlier, cutting the depreciation-to-anxiety pass-through from 0.64 to 0.33. Sensor recalibration and actuator range, estimated separately.</w:t>
+        <w:t>(3) The two levers sit where systems theory says they sit. Generative-AI literacy does not flatten the curve; it moves the turning point, from 0.07 to 0.66 standard deviations — capability extends the range over which the signal stays productive. Employability support acts a stage earlier, cutting the depreciation-to-anxiety pass-through from 0.64 to 0.33. Sensor recalibration and actuator range, estimated separately.</w:t>
       </w:r>
     </w:p>
     <w:p>

--- a/genai-grad-adaptation/Cover_Letter.docx
+++ b/genai-grad-adaptation/Cover_Letter.docx
@@ -52,7 +52,7 @@
           <w:b w:val="0"/>
           <w:sz w:val="19"/>
         </w:rPr>
-        <w:t>Generative artificial intelligence is most capable at precisely the tasks from which early careers have always been built, and the students now leaving university are the first cohort to choose occupations under that condition. The demand side of this collision is being measured intensively; the supply side — what the entrants themselves perceive, feel and then do — is nearly unstudied, even though early-career scarring is among the most persistent phenomena in labor economics. This manuscript treats the fresh graduate as an adaptive agent in a socio-technical labor system: perceived human capital depreciation is the input, AI-related career anxiety is the error signal of a cybernetic control loop, and occupational adaptation or career avoidance is how the loop closes. Three properties follow — transmission, saturation, and conjunction — and each is tested on a two-wave survey of 1,247 Chinese graduates within three years of graduation (914 matched across waves, outcomes measured six months after their antecedents).</w:t>
+        <w:t>Generative artificial intelligence is most capable at precisely the tasks from which early careers have always been built, and the students now leaving university are the first cohort to choose occupations under that condition. The demand side of this collision is being measured intensively; the supply side — what the entrants themselves perceive, feel and then do — is nearly unstudied, even though early-career scarring is among the most persistent phenomena in labor economics. Drawing on socio-technical systems theory and a cybernetic control perspective, the manuscript models the fresh graduate as an adaptive agent: perceived human capital depreciation is the input, AI-related career anxiety is the error signal, and occupational adaptation or career avoidance is how the loop closes. Three properties follow — transmission, saturation, and conjunction — and each is tested on a two-wave survey of 1,247 Chinese fresh graduates (914 matched across waves, outcomes measured six months after their antecedents) using confirmatory factor analysis, bootstrapped conditional-process models, and fuzzy-set qualitative comparative analysis, in the methodological register of recent articles in the Systems Practice in Social Science section.</w:t>
       </w:r>
     </w:p>
     <w:p>
